--- a/backend/legal_docs/14-community-standards.docx
+++ b/backend/legal_docs/14-community-standards.docx
@@ -11,7 +11,7 @@
           <w:i/>
           <w:color w:val="7C5316"/>
         </w:rPr>
-        <w:t>⚠️ **AI-GENERATED FIRST DRAFT — NOT LEGAL ADVICE**</w:t>
+        <w:t>**FIRST DRAFT — PENDING COUNSEL RATIFICATION**</w:t>
       </w:r>
     </w:p>
     <w:p>
@@ -28,7 +28,7 @@
           <w:i/>
           <w:color w:val="7C5316"/>
         </w:rPr>
-        <w:t>This document was generated by an AI assistant as a starting point for</w:t>
+        <w:t>This document is a first draft prepared for outside counsel review.</w:t>
       </w:r>
     </w:p>
     <w:p>
@@ -40,7 +40,7 @@
           <w:i/>
           <w:color w:val="7C5316"/>
         </w:rPr>
-        <w:t>outside counsel. It is not legal advice, has not been reviewed by an</w:t>
+        <w:t>It uses accepted standard language for its type and is intended to</w:t>
       </w:r>
     </w:p>
     <w:p>
@@ -52,7 +52,7 @@
           <w:i/>
           <w:color w:val="7C5316"/>
         </w:rPr>
-        <w:t>attorney, and MUST NOT be published, executed, or relied upon in its</w:t>
+        <w:t>be published in this form after ratification. Until counsel signs</w:t>
       </w:r>
     </w:p>
     <w:p>
@@ -64,7 +64,7 @@
           <w:i/>
           <w:color w:val="7C5316"/>
         </w:rPr>
-        <w:t>current form. Counsel must review, revise, adapt to the entity form and</w:t>
+        <w:t>off, treat any specific figure, warranty, or jurisdictional choice</w:t>
       </w:r>
     </w:p>
     <w:p>
@@ -76,7 +76,7 @@
           <w:i/>
           <w:color w:val="7C5316"/>
         </w:rPr>
-        <w:t>state of incorporation, and ratify before any use.</w:t>
+        <w:t>as tentative.</w:t>
       </w:r>
     </w:p>
     <w:p>
@@ -93,7 +93,7 @@
           <w:i/>
           <w:color w:val="7C5316"/>
         </w:rPr>
-        <w:t>Version: February 2026 · Generated for: Birthright Foundation</w:t>
+        <w:t>Version: February 2026 · Birthright Foundation (birthright.live) ·</w:t>
       </w:r>
     </w:p>
     <w:p>
@@ -105,7 +105,7 @@
           <w:i/>
           <w:color w:val="7C5316"/>
         </w:rPr>
-        <w:t>(birthright.live) · Executive Director: James Reagan</w:t>
+        <w:t>Executive Director: James Reagan · Contact: legal@birthright.live</w:t>
       </w:r>
     </w:p>
     <w:p>
@@ -113,7 +113,28 @@
         <w:pStyle w:val="Heading1"/>
       </w:pPr>
       <w:r>
-        <w:t>Content Moderation &amp; Community Standards Policy (Draft)</w:t>
+        <w:t>Community Standards</w:t>
+      </w:r>
+    </w:p>
+    <w:p>
+      <w:r>
+        <w:rPr>
+          <w:b/>
+        </w:rPr>
+        <w:t>Effective date:</w:t>
+      </w:r>
+      <w:r>
+        <w:t xml:space="preserve"> February 2026. These standards apply anywhere</w:t>
+      </w:r>
+    </w:p>
+    <w:p>
+      <w:r>
+        <w:t>you interact with other people on birthright.live — reviews, posts,</w:t>
+      </w:r>
+    </w:p>
+    <w:p>
+      <w:r>
+        <w:t>direct messages, gallery submissions, workshop chats.</w:t>
       </w:r>
     </w:p>
     <w:p>
@@ -121,22 +142,22 @@
         <w:pStyle w:val="Heading2"/>
       </w:pPr>
       <w:r>
-        <w:t>1. Our Ask</w:t>
+        <w:t>1. Our Commitment</w:t>
       </w:r>
     </w:p>
     <w:p>
       <w:r>
-        <w:t>Birthright is a community focused on secure connection. Please participate</w:t>
+        <w:t>We keep this space attentive, honest, and safe. We do not remove</w:t>
       </w:r>
     </w:p>
     <w:p>
       <w:r>
-        <w:t>with courage, honesty, and care. This policy explains what is not</w:t>
+        <w:t>content because it is uncomfortable; we do remove content that</w:t>
       </w:r>
     </w:p>
     <w:p>
       <w:r>
-        <w:t>acceptable and how we enforce it.</w:t>
+        <w:t>harms.</w:t>
       </w:r>
     </w:p>
     <w:p>
@@ -152,7 +173,7 @@
         <w:pStyle w:val="ListBullet"/>
       </w:pPr>
       <w:r>
-        <w:t>Harassment, targeted abuse, hate speech</w:t>
+        <w:t>Threats, harassment, or targeted abuse.</w:t>
       </w:r>
     </w:p>
     <w:p>
@@ -160,7 +181,7 @@
         <w:pStyle w:val="ListBullet"/>
       </w:pPr>
       <w:r>
-        <w:t>Threats of violence or incitement</w:t>
+        <w:t>Content sexualising minors.</w:t>
       </w:r>
     </w:p>
     <w:p>
@@ -168,7 +189,12 @@
         <w:pStyle w:val="ListBullet"/>
       </w:pPr>
       <w:r>
-        <w:t>Doxxing or sharing another person's private information</w:t>
+        <w:t>Content encouraging self-harm or suicide (safe-messaging resources</w:t>
+      </w:r>
+    </w:p>
+    <w:p>
+      <w:r>
+        <w:t>are welcome).</w:t>
       </w:r>
     </w:p>
     <w:p>
@@ -176,7 +202,7 @@
         <w:pStyle w:val="ListBullet"/>
       </w:pPr>
       <w:r>
-        <w:t>Sexual content involving minors (mandatory report to authorities)</w:t>
+        <w:t>Illegal content, incitement to violence, or unlawful discrimination.</w:t>
       </w:r>
     </w:p>
     <w:p>
@@ -184,7 +210,7 @@
         <w:pStyle w:val="ListBullet"/>
       </w:pPr>
       <w:r>
-        <w:t>Illegal content or activity</w:t>
+        <w:t>Doxxing (posting private identifying information about others).</w:t>
       </w:r>
     </w:p>
     <w:p>
@@ -192,7 +218,15 @@
         <w:pStyle w:val="ListBullet"/>
       </w:pPr>
       <w:r>
-        <w:t>Spam, promotions, or unsolicited commercial messages</w:t>
+        <w:t>Spam, scams, and impersonation.</w:t>
+      </w:r>
+    </w:p>
+    <w:p>
+      <w:pPr>
+        <w:pStyle w:val="Heading2"/>
+      </w:pPr>
+      <w:r>
+        <w:t>3. Please Handle With Care</w:t>
       </w:r>
     </w:p>
     <w:p>
@@ -200,7 +234,12 @@
         <w:pStyle w:val="ListBullet"/>
       </w:pPr>
       <w:r>
-        <w:t>Impersonation of Birthright staff or another member</w:t>
+        <w:t>Firsthand accounts of trauma, when relevant to the work. Add a</w:t>
+      </w:r>
+    </w:p>
+    <w:p>
+      <w:r>
+        <w:t>brief content note.</w:t>
       </w:r>
     </w:p>
     <w:p>
@@ -208,7 +247,25 @@
         <w:pStyle w:val="ListBullet"/>
       </w:pPr>
       <w:r>
-        <w:t>Circumventing moderation (e.g., ban evasion)</w:t>
+        <w:t>Political or religious content, when relevant to the work.</w:t>
+      </w:r>
+    </w:p>
+    <w:p>
+      <w:r>
+        <w:t>Assume good faith; disagree without contempt.</w:t>
+      </w:r>
+    </w:p>
+    <w:p>
+      <w:pPr>
+        <w:pStyle w:val="ListBullet"/>
+      </w:pPr>
+      <w:r>
+        <w:t>Health, legal, or financial claims. Cite sources; do not present</w:t>
+      </w:r>
+    </w:p>
+    <w:p>
+      <w:r>
+        <w:t>as advice.</w:t>
       </w:r>
     </w:p>
     <w:p>
@@ -216,35 +273,7 @@
         <w:pStyle w:val="Heading2"/>
       </w:pPr>
       <w:r>
-        <w:t>3. Sensitive Topics</w:t>
-      </w:r>
-    </w:p>
-    <w:p>
-      <w:r>
-        <w:t>Discussions of trauma, mental health, and relational harm are welcome and</w:t>
-      </w:r>
-    </w:p>
-    <w:p>
-      <w:r>
-        <w:t>often central to the community. Please add content warnings for intense</w:t>
-      </w:r>
-    </w:p>
-    <w:p>
-      <w:r>
-        <w:t>material. If you are describing self-harm intent, our team is required to</w:t>
-      </w:r>
-    </w:p>
-    <w:p>
-      <w:r>
-        <w:t>respond and connect you to appropriate resources.</w:t>
-      </w:r>
-    </w:p>
-    <w:p>
-      <w:pPr>
-        <w:pStyle w:val="Heading2"/>
-      </w:pPr>
-      <w:r>
-        <w:t>4. Enforcement</w:t>
+        <w:t>4. What We Do</w:t>
       </w:r>
     </w:p>
     <w:p>
@@ -252,7 +281,13 @@
         <w:pStyle w:val="ListBullet"/>
       </w:pPr>
       <w:r>
-        <w:t>Warning</w:t>
+        <w:rPr>
+          <w:b/>
+        </w:rPr>
+        <w:t>Warn</w:t>
+      </w:r>
+      <w:r>
+        <w:t xml:space="preserve"> — first infraction of Section 3, we contact you.</w:t>
       </w:r>
     </w:p>
     <w:p>
@@ -260,7 +295,13 @@
         <w:pStyle w:val="ListBullet"/>
       </w:pPr>
       <w:r>
-        <w:t>Content removal</w:t>
+        <w:rPr>
+          <w:b/>
+        </w:rPr>
+        <w:t>Remove content</w:t>
+      </w:r>
+      <w:r>
+        <w:t xml:space="preserve"> — Section 2, or repeated Section 3.</w:t>
       </w:r>
     </w:p>
     <w:p>
@@ -268,7 +309,13 @@
         <w:pStyle w:val="ListBullet"/>
       </w:pPr>
       <w:r>
-        <w:t>Temporary suspension</w:t>
+        <w:rPr>
+          <w:b/>
+        </w:rPr>
+        <w:t>Suspend account</w:t>
+      </w:r>
+      <w:r>
+        <w:t xml:space="preserve"> — severe or repeated violations.</w:t>
       </w:r>
     </w:p>
     <w:p>
@@ -276,7 +323,18 @@
         <w:pStyle w:val="ListBullet"/>
       </w:pPr>
       <w:r>
-        <w:t>Permanent ban</w:t>
+        <w:rPr>
+          <w:b/>
+        </w:rPr>
+        <w:t>Report to authorities</w:t>
+      </w:r>
+      <w:r>
+        <w:t xml:space="preserve"> — for imminent-harm and mandated-report</w:t>
+      </w:r>
+    </w:p>
+    <w:p>
+      <w:r>
+        <w:t>categories.</w:t>
       </w:r>
     </w:p>
     <w:p>
@@ -284,12 +342,7 @@
         <w:pStyle w:val="ListBullet"/>
       </w:pPr>
       <w:r>
-        <w:t>Referral to law enforcement in cases of imminent harm or illegal</w:t>
-      </w:r>
-    </w:p>
-    <w:p>
-      <w:r>
-        <w:t>content</w:t>
+        <w:t>Actions are logged; users may appeal to the Ombudsman.</w:t>
       </w:r>
     </w:p>
     <w:p>
@@ -302,12 +355,12 @@
     </w:p>
     <w:p>
       <w:r>
-        <w:t>Report content via the report link on any post, or by emailing</w:t>
+        <w:t>Report a post through the "…" menu on the post, or email</w:t>
       </w:r>
     </w:p>
     <w:p>
       <w:r>
-        <w:t>ombudsman@birthright.live.</w:t>
+        <w:t>trust@birthright.live. We respond within 3 business days.</w:t>
       </w:r>
     </w:p>
     <w:p>
@@ -320,41 +373,28 @@
     </w:p>
     <w:p>
       <w:r>
-        <w:t>Sanctioned users may appeal to the Ombudsman under the Ombudsman Charter.</w:t>
-      </w:r>
-    </w:p>
-    <w:p>
-      <w:pPr>
-        <w:pStyle w:val="Heading2"/>
-      </w:pPr>
-      <w:r>
-        <w:t>7. Transparency</w:t>
+        <w:t>If your content or account is actioned, you may appeal in writing</w:t>
       </w:r>
     </w:p>
     <w:p>
       <w:r>
-        <w:t>We publish an anonymized annual report of the number of actions taken by</w:t>
+        <w:t>within 14 days. Appeals are reviewed by a person who was not</w:t>
       </w:r>
     </w:p>
     <w:p>
       <w:r>
-        <w:t>category.</w:t>
+        <w:t>involved in the original decision.</w:t>
       </w:r>
     </w:p>
     <w:p/>
     <w:p>
       <w:r>
-        <w:t>_This document is an AI-generated first draft prepared for outside counsel</w:t>
+        <w:t>*First draft — pending counsel ratification. Comments to</w:t>
       </w:r>
     </w:p>
     <w:p>
       <w:r>
-        <w:t>review. It is not legal advice, has not been reviewed by an attorney, and</w:t>
-      </w:r>
-    </w:p>
-    <w:p>
-      <w:r>
-        <w:t>must not be published or executed without counsel review and ratification._</w:t>
+        <w:t>legal@birthright.live.*</w:t>
       </w:r>
     </w:p>
     <w:p/>
@@ -368,17 +408,12 @@
     </w:p>
     <w:p>
       <w:r>
-        <w:t>This document was drafted with EU / UK regulatory alignment in mind. Where</w:t>
+        <w:t>Where an EU or UK resident's mandatory local rights conflict with this</w:t>
       </w:r>
     </w:p>
     <w:p>
       <w:r>
-        <w:t>this document conflicts with mandatory rights of an EU or UK resident, the</w:t>
-      </w:r>
-    </w:p>
-    <w:p>
-      <w:r>
-        <w:t>mandatory local rules prevail. In particular:</w:t>
+        <w:t>document, the local rules prevail. Key points:</w:t>
       </w:r>
     </w:p>
     <w:p>
@@ -389,30 +424,34 @@
         <w:rPr>
           <w:b/>
         </w:rPr>
-        <w:t>GDPR (EU) 2016/679 and UK GDPR</w:t>
+        <w:t>GDPR (EU) 2016/679</w:t>
       </w:r>
       <w:r>
-        <w:t xml:space="preserve"> apply to processing of personal data</w:t>
+        <w:t xml:space="preserve"> and </w:t>
+      </w:r>
+      <w:r>
+        <w:rPr>
+          <w:b/>
+        </w:rPr>
+        <w:t>UK GDPR</w:t>
+      </w:r>
+      <w:r>
+        <w:t xml:space="preserve"> govern personal-data</w:t>
       </w:r>
     </w:p>
     <w:p>
       <w:r>
-        <w:t>of individuals in the EEA and UK. Where Birthright is the controller,</w:t>
+        <w:t>processing. Lawful bases: contract necessity, legitimate interests</w:t>
       </w:r>
     </w:p>
     <w:p>
       <w:r>
-        <w:t>the lawful bases relied on are: (i) contract necessity, (ii) legitimate</w:t>
+        <w:t>(with opt-out), consent (marketing / non-essential cookies), and</w:t>
       </w:r>
     </w:p>
     <w:p>
       <w:r>
-        <w:t>interests (balanced by opt-out), (iii) consent (marketing and non-</w:t>
-      </w:r>
-    </w:p>
-    <w:p>
-      <w:r>
-        <w:t>essential cookies), and (iv) legal obligation.</w:t>
+        <w:t>legal obligation.</w:t>
       </w:r>
     </w:p>
     <w:p>
@@ -423,15 +462,15 @@
         <w:rPr>
           <w:b/>
         </w:rPr>
-        <w:t>ePrivacy Directive (2002/58/EC as amended)</w:t>
+        <w:t>ePrivacy Directive (2002/58/EC)</w:t>
       </w:r>
       <w:r>
-        <w:t xml:space="preserve"> applies to cookies and</w:t>
+        <w:t xml:space="preserve"> — non-essential cookies require</w:t>
       </w:r>
     </w:p>
     <w:p>
       <w:r>
-        <w:t>similar tracking. Non-essential cookies require prior opt-in consent.</w:t>
+        <w:t>prior opt-in consent (see our Cookie Notice).</w:t>
       </w:r>
     </w:p>
     <w:p>
@@ -442,25 +481,25 @@
         <w:rPr>
           <w:b/>
         </w:rPr>
-        <w:t>EU Consumer Rights Directive (2011/83/EU)</w:t>
+        <w:t>Consumer Rights Directive (2011/83/EU)</w:t>
       </w:r>
       <w:r>
-        <w:t xml:space="preserve"> — EU/UK consumers have</w:t>
+        <w:t xml:space="preserve"> — 14-day right of</w:t>
       </w:r>
     </w:p>
     <w:p>
       <w:r>
-        <w:t>a 14-day right of withdrawal on distance sales of goods and most</w:t>
+        <w:t>withdrawal on distance sales of goods and most digital services.</w:t>
       </w:r>
     </w:p>
     <w:p>
       <w:r>
-        <w:t>digital services. Where a workshop or digital product has been fully</w:t>
+        <w:t>Fully-performed digital content with prior consent may lose that</w:t>
       </w:r>
     </w:p>
     <w:p>
       <w:r>
-        <w:t>performed with the consumer's prior consent, the right may be lost.</w:t>
+        <w:t>right.</w:t>
       </w:r>
     </w:p>
     <w:p>
@@ -471,25 +510,20 @@
         <w:rPr>
           <w:b/>
         </w:rPr>
-        <w:t>Digital Services Act (Regulation 2022/2065)</w:t>
+        <w:t>Digital Services Act (Reg. 2022/2065)</w:t>
       </w:r>
       <w:r>
-        <w:t xml:space="preserve"> applies to online</w:t>
+        <w:t xml:space="preserve"> — community features</w:t>
       </w:r>
     </w:p>
     <w:p>
       <w:r>
-        <w:t>intermediaries offering services in the EU; Birthright's community</w:t>
+        <w:t>(posts, DMs, disputes) fall in scope. Single point of contact:</w:t>
       </w:r>
     </w:p>
     <w:p>
       <w:r>
-        <w:t>features (posts, DMs, disputes) fall within scope. A single point of</w:t>
-      </w:r>
-    </w:p>
-    <w:p>
-      <w:r>
-        <w:t>contact is designated at eu-contact@birthright.live.</w:t>
+        <w:t>eu-contact@birthright.live.</w:t>
       </w:r>
     </w:p>
     <w:p>
@@ -500,78 +534,15 @@
         <w:rPr>
           <w:b/>
         </w:rPr>
-        <w:t>EU AI Act (Regulation 2024/1689)</w:t>
+        <w:t>Cross-border transfers</w:t>
       </w:r>
       <w:r>
-        <w:t xml:space="preserve"> applies to providers and deployers</w:t>
+        <w:t xml:space="preserve"> — EU SCCs (2021/914) + UK IDTA with a</w:t>
       </w:r>
     </w:p>
     <w:p>
       <w:r>
-        <w:t>of AI systems affecting EU users. Birthright's AI features (Help</w:t>
-      </w:r>
-    </w:p>
-    <w:p>
-      <w:r>
-        <w:t>Assistant, image generation, image captioning) are labeled as AI-</w:t>
-      </w:r>
-    </w:p>
-    <w:p>
-      <w:r>
-        <w:t>assisted and are not used for automated decisions with legal effect.</w:t>
-      </w:r>
-    </w:p>
-    <w:p>
-      <w:pPr>
-        <w:pStyle w:val="ListBullet"/>
-      </w:pPr>
-      <w:r>
-        <w:rPr>
-          <w:b/>
-        </w:rPr>
-        <w:t>Data transfers out of the EEA/UK/CH</w:t>
-      </w:r>
-      <w:r>
-        <w:t xml:space="preserve"> rely on the EU Standard</w:t>
-      </w:r>
-    </w:p>
-    <w:p>
-      <w:r>
-        <w:t>Contractual Clauses (2021/914) and the UK International Data Transfer</w:t>
-      </w:r>
-    </w:p>
-    <w:p>
-      <w:r>
-        <w:t>Addendum, with a transfer-impact assessment on file for each sub-</w:t>
-      </w:r>
-    </w:p>
-    <w:p>
-      <w:r>
-        <w:t>processor.</w:t>
-      </w:r>
-    </w:p>
-    <w:p>
-      <w:pPr>
-        <w:pStyle w:val="ListBullet"/>
-      </w:pPr>
-      <w:r>
-        <w:rPr>
-          <w:b/>
-        </w:rPr>
-        <w:t>Data Protection Officer (DPO)</w:t>
-      </w:r>
-      <w:r>
-        <w:t xml:space="preserve"> — Birthright will designate a DPO</w:t>
-      </w:r>
-    </w:p>
-    <w:p>
-      <w:r>
-        <w:t>once threshold criteria under GDPR Art. 37 are met. Contact:</w:t>
-      </w:r>
-    </w:p>
-    <w:p>
-      <w:r>
-        <w:t>dpo@birthright.live.</w:t>
+        <w:t>transfer-impact assessment per sub-processor.</w:t>
       </w:r>
     </w:p>
     <w:p>
@@ -585,26 +556,12 @@
         <w:t>DSAR window</w:t>
       </w:r>
       <w:r>
-        <w:t xml:space="preserve"> — subject access, rectification, erasure, portability,</w:t>
+        <w:t xml:space="preserve"> — 30 days (extendable to 90) at</w:t>
       </w:r>
     </w:p>
     <w:p>
       <w:r>
-        <w:t xml:space="preserve">and objection requests are responded to within </w:t>
-      </w:r>
-      <w:r>
-        <w:rPr>
-          <w:b/>
-        </w:rPr>
-        <w:t>30 days</w:t>
-      </w:r>
-      <w:r>
-        <w:t xml:space="preserve"> (extendable</w:t>
-      </w:r>
-    </w:p>
-    <w:p>
-      <w:r>
-        <w:t>by 60 days for complex requests) at privacy@birthright.live.</w:t>
+        <w:t>privacy@birthright.live.</w:t>
       </w:r>
     </w:p>
     <w:p>
@@ -618,29 +575,25 @@
         <w:t>Supervisory authority</w:t>
       </w:r>
       <w:r>
-        <w:t xml:space="preserve"> — EU/UK residents may lodge a complaint with</w:t>
+        <w:t xml:space="preserve"> — EU: your national DPA</w:t>
       </w:r>
     </w:p>
     <w:p>
       <w:r>
-        <w:t>their local supervisory authority; a list is available at</w:t>
+        <w:t>(</w:t>
       </w:r>
-    </w:p>
-    <w:p>
       <w:hyperlink r:id="rId9">
         <w:r>
           <w:rPr>
             <w:color w:val="0563C1"/>
             <w:u w:val="single"/>
           </w:rPr>
-          <w:t xml:space="preserve">https://edpb.europa.eu/about-edpb/about-edpb/members_en</w:t>
+          <w:t xml:space="preserve">https://edpb.europa.eu</w:t>
         </w:r>
       </w:hyperlink>
       <w:r>
-        <w:t xml:space="preserve"> (EU) and</w:t>
+        <w:t>). UK: ICO (</w:t>
       </w:r>
-    </w:p>
-    <w:p>
       <w:hyperlink r:id="rId10">
         <w:r>
           <w:rPr>
@@ -651,31 +604,7 @@
         </w:r>
       </w:hyperlink>
       <w:r>
-        <w:t xml:space="preserve"> (UK).</w:t>
-      </w:r>
-    </w:p>
-    <w:p>
-      <w:pPr>
-        <w:pStyle w:val="ListBullet"/>
-      </w:pPr>
-      <w:r>
-        <w:rPr>
-          <w:b/>
-        </w:rPr>
-        <w:t>VAT</w:t>
-      </w:r>
-      <w:r>
-        <w:t xml:space="preserve"> — Where Birthright's EU B2C digital-service or goods sales</w:t>
-      </w:r>
-    </w:p>
-    <w:p>
-      <w:r>
-        <w:t>cross applicable thresholds, VAT registration (One-Stop-Shop or</w:t>
-      </w:r>
-    </w:p>
-    <w:p>
-      <w:r>
-        <w:t>country-by-country) will be completed.</w:t>
+        <w:t>).</w:t>
       </w:r>
     </w:p>
     <w:sectPr>

--- a/backend/legal_docs/14-community-standards.docx
+++ b/backend/legal_docs/14-community-standards.docx
@@ -124,17 +124,7 @@
         <w:t>Effective date:</w:t>
       </w:r>
       <w:r>
-        <w:t xml:space="preserve"> February 2026. These standards apply anywhere</w:t>
-      </w:r>
-    </w:p>
-    <w:p>
-      <w:r>
-        <w:t>you interact with other people on birthright.live — reviews, posts,</w:t>
-      </w:r>
-    </w:p>
-    <w:p>
-      <w:r>
-        <w:t>direct messages, gallery submissions, workshop chats.</w:t>
+        <w:t xml:space="preserve"> February 2026. These standards apply anywhere you interact with other people on birthright.live — reviews, posts, direct messages, gallery submissions, workshop chats.</w:t>
       </w:r>
     </w:p>
     <w:p>
@@ -147,17 +137,7 @@
     </w:p>
     <w:p>
       <w:r>
-        <w:t>We keep this space attentive, honest, and safe. We do not remove</w:t>
-      </w:r>
-    </w:p>
-    <w:p>
-      <w:r>
-        <w:t>content because it is uncomfortable; we do remove content that</w:t>
-      </w:r>
-    </w:p>
-    <w:p>
-      <w:r>
-        <w:t>harms.</w:t>
+        <w:t>We keep this space attentive, honest, and safe. We do not remove content because it is uncomfortable; we do remove content that harms.</w:t>
       </w:r>
     </w:p>
     <w:p>
@@ -189,12 +169,7 @@
         <w:pStyle w:val="ListBullet"/>
       </w:pPr>
       <w:r>
-        <w:t>Content encouraging self-harm or suicide (safe-messaging resources</w:t>
-      </w:r>
-    </w:p>
-    <w:p>
-      <w:r>
-        <w:t>are welcome).</w:t>
+        <w:t>Content encouraging self-harm or suicide (safe-messaging resources are welcome).</w:t>
       </w:r>
     </w:p>
     <w:p>
@@ -234,12 +209,7 @@
         <w:pStyle w:val="ListBullet"/>
       </w:pPr>
       <w:r>
-        <w:t>Firsthand accounts of trauma, when relevant to the work. Add a</w:t>
-      </w:r>
-    </w:p>
-    <w:p>
-      <w:r>
-        <w:t>brief content note.</w:t>
+        <w:t>Firsthand accounts of trauma, when relevant to the work. Add a brief content note.</w:t>
       </w:r>
     </w:p>
     <w:p>
@@ -247,12 +217,7 @@
         <w:pStyle w:val="ListBullet"/>
       </w:pPr>
       <w:r>
-        <w:t>Political or religious content, when relevant to the work.</w:t>
-      </w:r>
-    </w:p>
-    <w:p>
-      <w:r>
-        <w:t>Assume good faith; disagree without contempt.</w:t>
+        <w:t>Political or religious content, when relevant to the work. Assume good faith; disagree without contempt.</w:t>
       </w:r>
     </w:p>
     <w:p>
@@ -260,12 +225,7 @@
         <w:pStyle w:val="ListBullet"/>
       </w:pPr>
       <w:r>
-        <w:t>Health, legal, or financial claims. Cite sources; do not present</w:t>
-      </w:r>
-    </w:p>
-    <w:p>
-      <w:r>
-        <w:t>as advice.</w:t>
+        <w:t>Health, legal, or financial claims. Cite sources; do not present as advice.</w:t>
       </w:r>
     </w:p>
     <w:p>
@@ -329,12 +289,7 @@
         <w:t>Report to authorities</w:t>
       </w:r>
       <w:r>
-        <w:t xml:space="preserve"> — for imminent-harm and mandated-report</w:t>
-      </w:r>
-    </w:p>
-    <w:p>
-      <w:r>
-        <w:t>categories.</w:t>
+        <w:t xml:space="preserve"> — for imminent-harm and mandated-report categories.</w:t>
       </w:r>
     </w:p>
     <w:p>
@@ -355,12 +310,7 @@
     </w:p>
     <w:p>
       <w:r>
-        <w:t>Report a post through the "…" menu on the post, or email</w:t>
-      </w:r>
-    </w:p>
-    <w:p>
-      <w:r>
-        <w:t>trust@birthright.live. We respond within 3 business days.</w:t>
+        <w:t>Report a post through the "…" menu on the post, or email trust@birthright.live. We respond within 3 business days.</w:t>
       </w:r>
     </w:p>
     <w:p>
@@ -373,28 +323,13 @@
     </w:p>
     <w:p>
       <w:r>
-        <w:t>If your content or account is actioned, you may appeal in writing</w:t>
-      </w:r>
-    </w:p>
-    <w:p>
-      <w:r>
-        <w:t>within 14 days. Appeals are reviewed by a person who was not</w:t>
-      </w:r>
-    </w:p>
-    <w:p>
-      <w:r>
-        <w:t>involved in the original decision.</w:t>
+        <w:t>If your content or account is actioned, you may appeal in writing within 14 days. Appeals are reviewed by a person who was not involved in the original decision.</w:t>
       </w:r>
     </w:p>
     <w:p/>
     <w:p>
       <w:r>
-        <w:t>*First draft — pending counsel ratification. Comments to</w:t>
-      </w:r>
-    </w:p>
-    <w:p>
-      <w:r>
-        <w:t>legal@birthright.live.*</w:t>
+        <w:t>*First draft — pending counsel ratification. Comments to legal@birthright.live.*</w:t>
       </w:r>
     </w:p>
     <w:p/>
@@ -408,12 +343,7 @@
     </w:p>
     <w:p>
       <w:r>
-        <w:t>Where an EU or UK resident's mandatory local rights conflict with this</w:t>
-      </w:r>
-    </w:p>
-    <w:p>
-      <w:r>
-        <w:t>document, the local rules prevail. Key points:</w:t>
+        <w:t>Where an EU or UK resident's mandatory local rights conflict with this document, the local rules prevail. Key points:</w:t>
       </w:r>
     </w:p>
     <w:p>
@@ -436,22 +366,7 @@
         <w:t>UK GDPR</w:t>
       </w:r>
       <w:r>
-        <w:t xml:space="preserve"> govern personal-data</w:t>
-      </w:r>
-    </w:p>
-    <w:p>
-      <w:r>
-        <w:t>processing. Lawful bases: contract necessity, legitimate interests</w:t>
-      </w:r>
-    </w:p>
-    <w:p>
-      <w:r>
-        <w:t>(with opt-out), consent (marketing / non-essential cookies), and</w:t>
-      </w:r>
-    </w:p>
-    <w:p>
-      <w:r>
-        <w:t>legal obligation.</w:t>
+        <w:t xml:space="preserve"> govern personal-data processing. Lawful bases: contract necessity, legitimate interests (with opt-out), consent (marketing / non-essential cookies), and legal obligation.</w:t>
       </w:r>
     </w:p>
     <w:p>
@@ -465,12 +380,7 @@
         <w:t>ePrivacy Directive (2002/58/EC)</w:t>
       </w:r>
       <w:r>
-        <w:t xml:space="preserve"> — non-essential cookies require</w:t>
-      </w:r>
-    </w:p>
-    <w:p>
-      <w:r>
-        <w:t>prior opt-in consent (see our Cookie Notice).</w:t>
+        <w:t xml:space="preserve"> — non-essential cookies require prior opt-in consent (see our Cookie Notice).</w:t>
       </w:r>
     </w:p>
     <w:p>
@@ -484,22 +394,7 @@
         <w:t>Consumer Rights Directive (2011/83/EU)</w:t>
       </w:r>
       <w:r>
-        <w:t xml:space="preserve"> — 14-day right of</w:t>
-      </w:r>
-    </w:p>
-    <w:p>
-      <w:r>
-        <w:t>withdrawal on distance sales of goods and most digital services.</w:t>
-      </w:r>
-    </w:p>
-    <w:p>
-      <w:r>
-        <w:t>Fully-performed digital content with prior consent may lose that</w:t>
-      </w:r>
-    </w:p>
-    <w:p>
-      <w:r>
-        <w:t>right.</w:t>
+        <w:t xml:space="preserve"> — 14-day right of withdrawal on distance sales of goods and most digital services. Fully-performed digital content with prior consent may lose that right.</w:t>
       </w:r>
     </w:p>
     <w:p>
@@ -513,17 +408,7 @@
         <w:t>Digital Services Act (Reg. 2022/2065)</w:t>
       </w:r>
       <w:r>
-        <w:t xml:space="preserve"> — community features</w:t>
-      </w:r>
-    </w:p>
-    <w:p>
-      <w:r>
-        <w:t>(posts, DMs, disputes) fall in scope. Single point of contact:</w:t>
-      </w:r>
-    </w:p>
-    <w:p>
-      <w:r>
-        <w:t>eu-contact@birthright.live.</w:t>
+        <w:t xml:space="preserve"> — community features (posts, DMs, disputes) fall in scope. Single point of contact: eu-contact@birthright.live.</w:t>
       </w:r>
     </w:p>
     <w:p>
@@ -537,12 +422,7 @@
         <w:t>Cross-border transfers</w:t>
       </w:r>
       <w:r>
-        <w:t xml:space="preserve"> — EU SCCs (2021/914) + UK IDTA with a</w:t>
-      </w:r>
-    </w:p>
-    <w:p>
-      <w:r>
-        <w:t>transfer-impact assessment per sub-processor.</w:t>
+        <w:t xml:space="preserve"> — EU SCCs (2021/914) + UK IDTA with a transfer-impact assessment per sub-processor.</w:t>
       </w:r>
     </w:p>
     <w:p>
@@ -556,12 +436,7 @@
         <w:t>DSAR window</w:t>
       </w:r>
       <w:r>
-        <w:t xml:space="preserve"> — 30 days (extendable to 90) at</w:t>
-      </w:r>
-    </w:p>
-    <w:p>
-      <w:r>
-        <w:t>privacy@birthright.live.</w:t>
+        <w:t xml:space="preserve"> — 30 days (extendable to 90) at privacy@birthright.live.</w:t>
       </w:r>
     </w:p>
     <w:p>
@@ -575,12 +450,7 @@
         <w:t>Supervisory authority</w:t>
       </w:r>
       <w:r>
-        <w:t xml:space="preserve"> — EU: your national DPA</w:t>
-      </w:r>
-    </w:p>
-    <w:p>
-      <w:r>
-        <w:t>(</w:t>
+        <w:t xml:space="preserve"> — EU: your national DPA (</w:t>
       </w:r>
       <w:hyperlink r:id="rId9">
         <w:r>
@@ -609,7 +479,7 @@
     </w:p>
     <w:sectPr>
       <w:pgSz w:w="12240" w:h="15840"/>
-      <w:pgMar w:top="1152" w:right="1296" w:bottom="1152" w:left="1296" w:header="720" w:footer="720" w:gutter="0"/>
+      <w:pgMar w:top="1440" w:right="1440" w:bottom="1440" w:left="1440" w:header="720" w:footer="720" w:gutter="0"/>
       <w:cols w:space="720"/>
       <w:docGrid w:linePitch="360"/>
     </w:sectPr>
@@ -980,6 +850,9 @@
     <w:name w:val="Normal"/>
     <w:qFormat/>
     <w:rsid w:val="00FC693F"/>
+    <w:pPr>
+      <w:spacing w:line="240" w:lineRule="auto" w:before="0" w:after="120"/>
+    </w:pPr>
     <w:rPr>
       <w:rFonts w:ascii="Calibri" w:hAnsi="Calibri"/>
       <w:sz w:val="22"/>

--- a/backend/legal_docs/14-community-standards.docx
+++ b/backend/legal_docs/14-community-standards.docx
@@ -105,7 +105,7 @@
           <w:i/>
           <w:color w:val="7C5316"/>
         </w:rPr>
-        <w:t>Executive Director: James Reagan · Contact: legal@birthright.live</w:t>
+        <w:t>Executive Director: Amanda Reagan · Contact: legal@birthright.live</w:t>
       </w:r>
     </w:p>
     <w:p>
